--- a/public/templates/bulk-upload-instructions-manual.docx
+++ b/public/templates/bulk-upload-instructions-manual.docx
@@ -1,6 +1,6 @@
 
 <file path=word/document.xml><?xml version="1.0" encoding="utf-8"?>
-<w:document xmlns:wpc="http://schemas.microsoft.com/office/word/2010/wordprocessingCanvas" xmlns:cx="http://schemas.microsoft.com/office/drawing/2014/chartex" xmlns:cx1="http://schemas.microsoft.com/office/drawing/2015/9/8/chartex" xmlns:cx2="http://schemas.microsoft.com/office/drawing/2015/10/21/chartex" xmlns:cx3="http://schemas.microsoft.com/office/drawing/2016/5/9/chartex" xmlns:cx4="http://schemas.microsoft.com/office/drawing/2016/5/10/chartex" xmlns:cx5="http://schemas.microsoft.com/office/drawing/2016/5/11/chartex" xmlns:cx6="http://schemas.microsoft.com/office/drawing/2016/5/12/chartex" xmlns:cx7="http://schemas.microsoft.com/office/drawing/2016/5/13/chartex" xmlns:cx8="http://schemas.microsoft.com/office/drawing/2016/5/14/chartex" xmlns:mc="http://schemas.openxmlformats.org/markup-compatibility/2006" xmlns:aink="http://schemas.microsoft.com/office/drawing/2016/ink" xmlns:am3d="http://schemas.microsoft.com/office/drawing/2017/model3d" xmlns:o="urn:schemas-microsoft-com:office:office" xmlns:oel="http://schemas.microsoft.com/office/2019/extlst" xmlns:r="http://schemas.openxmlformats.org/officeDocument/2006/relationships" xmlns:m="http://schemas.openxmlformats.org/officeDocument/2006/math" xmlns:v="urn:schemas-microsoft-com:vml" xmlns:wp14="http://schemas.microsoft.com/office/word/2010/wordprocessingDrawing" xmlns:wp="http://schemas.openxmlformats.org/drawingml/2006/wordprocessingDrawing" xmlns:w10="urn:schemas-microsoft-com:office:word" xmlns:w="http://schemas.openxmlformats.org/wordprocessingml/2006/main" xmlns:w14="http://schemas.microsoft.com/office/word/2010/wordml" xmlns:w15="http://schemas.microsoft.com/office/word/2012/wordml" xmlns:w16cex="http://schemas.microsoft.com/office/word/2018/wordml/cex" xmlns:w16cid="http://schemas.microsoft.com/office/word/2016/wordml/cid" xmlns:w16="http://schemas.microsoft.com/office/word/2018/wordml" xmlns:w16du="http://schemas.microsoft.com/office/word/2023/wordml/word16du" xmlns:w16sdtdh="http://schemas.microsoft.com/office/word/2020/wordml/sdtdatahash" xmlns:w16sdtfl="http://schemas.microsoft.com/office/word/2024/wordml/sdtformatlock" xmlns:w16se="http://schemas.microsoft.com/office/word/2015/wordml/symex" xmlns:wpg="http://schemas.microsoft.com/office/word/2010/wordprocessingGroup" xmlns:wpi="http://schemas.microsoft.com/office/word/2010/wordprocessingInk" xmlns:wne="http://schemas.microsoft.com/office/word/2006/wordml" xmlns:wps="http://schemas.microsoft.com/office/word/2010/wordprocessingShape" mc:Ignorable="w14 w15 w16se w16cid w16 w16cex w16sdtdh w16sdtfl w16du wp14">
+<w:document xmlns:wpc="http://schemas.microsoft.com/office/word/2010/wordprocessingCanvas" xmlns:cx="http://schemas.microsoft.com/office/drawing/2014/chartex" xmlns:cx1="http://schemas.microsoft.com/office/drawing/2015/9/8/chartex" xmlns:cx2="http://schemas.microsoft.com/office/drawing/2015/10/21/chartex" xmlns:cx3="http://schemas.microsoft.com/office/drawing/2016/5/9/chartex" xmlns:cx4="http://schemas.microsoft.com/office/drawing/2016/5/10/chartex" xmlns:cx5="http://schemas.microsoft.com/office/drawing/2016/5/11/chartex" xmlns:cx6="http://schemas.microsoft.com/office/drawing/2016/5/12/chartex" xmlns:cx7="http://schemas.microsoft.com/office/drawing/2016/5/13/chartex" xmlns:cx8="http://schemas.microsoft.com/office/drawing/2016/5/14/chartex" xmlns:mc="http://schemas.openxmlformats.org/markup-compatibility/2006" xmlns:aink="http://schemas.microsoft.com/office/drawing/2016/ink" xmlns:am3d="http://schemas.microsoft.com/office/drawing/2017/model3d" xmlns:o="urn:schemas-microsoft-com:office:office" xmlns:r="http://schemas.openxmlformats.org/officeDocument/2006/relationships" xmlns:m="http://schemas.openxmlformats.org/officeDocument/2006/math" xmlns:v="urn:schemas-microsoft-com:vml" xmlns:wp14="http://schemas.microsoft.com/office/word/2010/wordprocessingDrawing" xmlns:wp="http://schemas.openxmlformats.org/drawingml/2006/wordprocessingDrawing" xmlns:w10="urn:schemas-microsoft-com:office:word" xmlns:w="http://schemas.openxmlformats.org/wordprocessingml/2006/main" xmlns:w14="http://schemas.microsoft.com/office/word/2010/wordml" xmlns:w15="http://schemas.microsoft.com/office/word/2012/wordml" xmlns:w16cex="http://schemas.microsoft.com/office/word/2018/wordml/cex" xmlns:w16cid="http://schemas.microsoft.com/office/word/2016/wordml/cid" xmlns:w16="http://schemas.microsoft.com/office/word/2018/wordml" xmlns:w16sdtdh="http://schemas.microsoft.com/office/word/2020/wordml/sdtdatahash" xmlns:w16se="http://schemas.microsoft.com/office/word/2015/wordml/symex" xmlns:wpg="http://schemas.microsoft.com/office/word/2010/wordprocessingGroup" xmlns:wpi="http://schemas.microsoft.com/office/word/2010/wordprocessingInk" xmlns:wne="http://schemas.microsoft.com/office/word/2006/wordml" xmlns:wps="http://schemas.microsoft.com/office/word/2010/wordprocessingShape" mc:Ignorable="w14 w15 w16se w16cid w16 w16cex w16sdtdh wp14">
   <w:body>
     <w:p>
       <w:pPr>
@@ -35,7 +35,7 @@
           <w:sz w:val="20"/>
           <w:szCs w:val="20"/>
         </w:rPr>
-        <w:t>For Fortitude Direct (Direct Sales Hub) Store Admin Platform</w:t>
+        <w:t>Store Admin Platform</w:t>
       </w:r>
     </w:p>
     <w:p>
@@ -154,7 +154,21 @@
           <w:sz w:val="20"/>
           <w:szCs w:val="20"/>
         </w:rPr>
-        <w:t>This document provides step-by-step instructions for administrators of the Fortitude Direct platform to perform bulk uploads of products. Using the bulk upload feature saves significant time and ensures consistency across your store.</w:t>
+        <w:t>This document provides step-by-step instructions for administrators of th</w:t>
+      </w:r>
+      <w:r>
+        <w:rPr>
+          <w:sz w:val="20"/>
+          <w:szCs w:val="20"/>
+        </w:rPr>
+        <w:t>is</w:t>
+      </w:r>
+      <w:r>
+        <w:rPr>
+          <w:sz w:val="20"/>
+          <w:szCs w:val="20"/>
+        </w:rPr>
+        <w:t xml:space="preserve"> platform to perform bulk uploads of products. Using the bulk upload feature saves significant time and ensures consistency across your store.</w:t>
       </w:r>
     </w:p>
     <w:p>
@@ -522,7 +536,6 @@
           <w:sz w:val="20"/>
           <w:szCs w:val="20"/>
         </w:rPr>
-        <w:lastRenderedPageBreak/>
         <w:t>2.3. Preparing Your Data File: Column-by-Column Guide</w:t>
       </w:r>
     </w:p>
@@ -562,10 +575,10 @@
         <w:tblLook w:val="04A0" w:firstRow="1" w:lastRow="0" w:firstColumn="1" w:lastColumn="0" w:noHBand="0" w:noVBand="1"/>
       </w:tblPr>
       <w:tblGrid>
-        <w:gridCol w:w="1344"/>
-        <w:gridCol w:w="4415"/>
-        <w:gridCol w:w="2240"/>
-        <w:gridCol w:w="1361"/>
+        <w:gridCol w:w="1250"/>
+        <w:gridCol w:w="4964"/>
+        <w:gridCol w:w="1841"/>
+        <w:gridCol w:w="1305"/>
       </w:tblGrid>
       <w:tr>
         <w:trPr>
@@ -598,6 +611,7 @@
                 <w:sz w:val="20"/>
                 <w:szCs w:val="20"/>
               </w:rPr>
+              <w:lastRenderedPageBreak/>
               <w:t>Column Header</w:t>
             </w:r>
           </w:p>
@@ -751,23 +765,7 @@
                 <w:sz w:val="20"/>
                 <w:szCs w:val="20"/>
               </w:rPr>
-              <w:t xml:space="preserve">The full name of the </w:t>
-            </w:r>
-            <w:proofErr w:type="gramStart"/>
-            <w:r>
-              <w:rPr>
-                <w:sz w:val="20"/>
-                <w:szCs w:val="20"/>
-              </w:rPr>
-              <w:t>product as it</w:t>
-            </w:r>
-            <w:proofErr w:type="gramEnd"/>
-            <w:r>
-              <w:rPr>
-                <w:sz w:val="20"/>
-                <w:szCs w:val="20"/>
-              </w:rPr>
-              <w:t xml:space="preserve"> should appear in your store.</w:t>
+              <w:t>The full name of the product as it should appear in your store.</w:t>
             </w:r>
           </w:p>
         </w:tc>
@@ -795,7 +793,7 @@
                 <w:sz w:val="20"/>
                 <w:szCs w:val="20"/>
               </w:rPr>
-              <w:t>Wireless Bluetooth Earbuds</w:t>
+              <w:t>Okro Soup</w:t>
             </w:r>
           </w:p>
         </w:tc>
@@ -892,25 +890,7 @@
                 <w:sz w:val="20"/>
                 <w:szCs w:val="20"/>
               </w:rPr>
-              <w:t>The </w:t>
-            </w:r>
-            <w:proofErr w:type="spellStart"/>
-            <w:proofErr w:type="gramStart"/>
-            <w:r>
-              <w:rPr>
-                <w:sz w:val="20"/>
-                <w:szCs w:val="20"/>
-              </w:rPr>
-              <w:t>categoryCode</w:t>
-            </w:r>
-            <w:proofErr w:type="spellEnd"/>
-            <w:proofErr w:type="gramEnd"/>
-            <w:r>
-              <w:rPr>
-                <w:sz w:val="20"/>
-                <w:szCs w:val="20"/>
-              </w:rPr>
-              <w:t> of the category this product belongs to. Category codes are predefined and viewable in the Category table. Use the exact code.</w:t>
+              <w:t>The categoryCode of the category this product belongs to. Category codes are predefined and viewable in the Category table. Use the exact code.</w:t>
             </w:r>
           </w:p>
         </w:tc>
@@ -938,7 +918,7 @@
                 <w:sz w:val="20"/>
                 <w:szCs w:val="20"/>
               </w:rPr>
-              <w:t>electronics</w:t>
+              <w:t>SOUP-11</w:t>
             </w:r>
           </w:p>
         </w:tc>
@@ -1026,7 +1006,21 @@
                 <w:sz w:val="20"/>
                 <w:szCs w:val="20"/>
               </w:rPr>
-              <w:t>The unit of sale for the product. Use standard terms like Carton, Piece, Bag, Bottle, Pack.</w:t>
+              <w:t>The unit of sale for the product. Use standard terms like Carton, Piece, Bag, Bottle, Pack</w:t>
+            </w:r>
+            <w:r>
+              <w:rPr>
+                <w:sz w:val="20"/>
+                <w:szCs w:val="20"/>
+              </w:rPr>
+              <w:t>, Liter</w:t>
+            </w:r>
+            <w:r>
+              <w:rPr>
+                <w:sz w:val="20"/>
+                <w:szCs w:val="20"/>
+              </w:rPr>
+              <w:t>.</w:t>
             </w:r>
           </w:p>
         </w:tc>
@@ -1054,7 +1048,7 @@
                 <w:sz w:val="20"/>
                 <w:szCs w:val="20"/>
               </w:rPr>
-              <w:t>Piece</w:t>
+              <w:t>Liter</w:t>
             </w:r>
           </w:p>
         </w:tc>
@@ -1160,23 +1154,7 @@
                 <w:sz w:val="20"/>
                 <w:szCs w:val="20"/>
               </w:rPr>
-              <w:t xml:space="preserve">The </w:t>
-            </w:r>
-            <w:proofErr w:type="gramStart"/>
-            <w:r>
-              <w:rPr>
-                <w:sz w:val="20"/>
-                <w:szCs w:val="20"/>
-              </w:rPr>
-              <w:t>cost price</w:t>
-            </w:r>
-            <w:proofErr w:type="gramEnd"/>
-            <w:r>
-              <w:rPr>
-                <w:sz w:val="20"/>
-                <w:szCs w:val="20"/>
-              </w:rPr>
-              <w:t xml:space="preserve"> of the product (e.g., your purchase price).</w:t>
+              <w:t>The cost price of the product (e.g., your purchase price).</w:t>
             </w:r>
           </w:p>
         </w:tc>
@@ -1417,39 +1395,7 @@
                 <w:sz w:val="20"/>
                 <w:szCs w:val="20"/>
               </w:rPr>
-              <w:t xml:space="preserve">The current stock quantity </w:t>
-            </w:r>
-            <w:proofErr w:type="gramStart"/>
-            <w:r>
-              <w:rPr>
-                <w:sz w:val="20"/>
-                <w:szCs w:val="20"/>
-              </w:rPr>
-              <w:t>available</w:t>
-            </w:r>
-            <w:proofErr w:type="gramEnd"/>
-            <w:r>
-              <w:rPr>
-                <w:sz w:val="20"/>
-                <w:szCs w:val="20"/>
-              </w:rPr>
-              <w:t xml:space="preserve"> for sale. This number decreases as customers </w:t>
-            </w:r>
-            <w:proofErr w:type="gramStart"/>
-            <w:r>
-              <w:rPr>
-                <w:sz w:val="20"/>
-                <w:szCs w:val="20"/>
-              </w:rPr>
-              <w:t>place</w:t>
-            </w:r>
-            <w:proofErr w:type="gramEnd"/>
-            <w:r>
-              <w:rPr>
-                <w:sz w:val="20"/>
-                <w:szCs w:val="20"/>
-              </w:rPr>
-              <w:t xml:space="preserve"> orders. When it reaches 0, the product will be automatically marked as out of stock and will not be orderable.</w:t>
+              <w:t>The current stock quantity available for sale. This number decreases as customers place orders. When it reaches 0, the product will be automatically marked as out of stock and will not be orderable.</w:t>
             </w:r>
           </w:p>
         </w:tc>
@@ -1588,7 +1534,6 @@
                 <w:szCs w:val="20"/>
               </w:rPr>
             </w:pPr>
-            <w:proofErr w:type="spellStart"/>
             <w:r>
               <w:rPr>
                 <w:sz w:val="20"/>
@@ -1596,7 +1541,6 @@
               </w:rPr>
               <w:t>SoundWave</w:t>
             </w:r>
-            <w:proofErr w:type="spellEnd"/>
           </w:p>
         </w:tc>
         <w:tc>
@@ -1648,7 +1592,6 @@
                 <w:szCs w:val="20"/>
               </w:rPr>
             </w:pPr>
-            <w:proofErr w:type="spellStart"/>
             <w:r>
               <w:rPr>
                 <w:b/>
@@ -1658,7 +1601,6 @@
               </w:rPr>
               <w:t>barCode</w:t>
             </w:r>
-            <w:proofErr w:type="spellEnd"/>
           </w:p>
         </w:tc>
         <w:tc>
@@ -1829,7 +1771,7 @@
                 <w:sz w:val="20"/>
                 <w:szCs w:val="20"/>
               </w:rPr>
-              <w:t>High-quality wireless earbuds with 24-hour battery life...</w:t>
+              <w:t>Tasty and delicious meal</w:t>
             </w:r>
           </w:p>
         </w:tc>
@@ -1889,7 +1831,6 @@
                 <w:sz w:val="20"/>
                 <w:szCs w:val="20"/>
               </w:rPr>
-              <w:lastRenderedPageBreak/>
               <w:t>Currency</w:t>
             </w:r>
           </w:p>
@@ -1962,7 +1903,7 @@
                 <w:sz w:val="20"/>
                 <w:szCs w:val="20"/>
               </w:rPr>
-              <w:t>NGN</w:t>
+              <w:t>GBP</w:t>
             </w:r>
           </w:p>
         </w:tc>
@@ -2131,7 +2072,6 @@
                 <w:szCs w:val="20"/>
               </w:rPr>
             </w:pPr>
-            <w:proofErr w:type="spellStart"/>
             <w:r>
               <w:rPr>
                 <w:b/>
@@ -2139,9 +2079,9 @@
                 <w:sz w:val="20"/>
                 <w:szCs w:val="20"/>
               </w:rPr>
+              <w:lastRenderedPageBreak/>
               <w:t>ItemSize</w:t>
             </w:r>
-            <w:proofErr w:type="spellEnd"/>
           </w:p>
         </w:tc>
         <w:tc>
@@ -2365,7 +2305,6 @@
                 <w:szCs w:val="20"/>
               </w:rPr>
             </w:pPr>
-            <w:proofErr w:type="spellStart"/>
             <w:r>
               <w:rPr>
                 <w:b/>
@@ -2375,7 +2314,6 @@
               </w:rPr>
               <w:t>ExpiryDate</w:t>
             </w:r>
-            <w:proofErr w:type="spellEnd"/>
           </w:p>
         </w:tc>
         <w:tc>
@@ -2534,23 +2472,7 @@
                 <w:sz w:val="20"/>
                 <w:szCs w:val="20"/>
               </w:rPr>
-              <w:t xml:space="preserve">A toggle to feature this product as a banner item on the storefront. </w:t>
-            </w:r>
-            <w:proofErr w:type="gramStart"/>
-            <w:r>
-              <w:rPr>
-                <w:sz w:val="20"/>
-                <w:szCs w:val="20"/>
-              </w:rPr>
-              <w:t>Must</w:t>
-            </w:r>
-            <w:proofErr w:type="gramEnd"/>
-            <w:r>
-              <w:rPr>
-                <w:sz w:val="20"/>
-                <w:szCs w:val="20"/>
-              </w:rPr>
-              <w:t xml:space="preserve"> be either </w:t>
+              <w:t>A toggle to feature this product as a banner item on the storefront. Must be either </w:t>
             </w:r>
             <w:r>
               <w:rPr>
@@ -2698,23 +2620,7 @@
                 <w:sz w:val="20"/>
                 <w:szCs w:val="20"/>
               </w:rPr>
-              <w:t xml:space="preserve">A toggle to feature this product in general "Featured Products" sections. </w:t>
-            </w:r>
-            <w:proofErr w:type="gramStart"/>
-            <w:r>
-              <w:rPr>
-                <w:sz w:val="20"/>
-                <w:szCs w:val="20"/>
-              </w:rPr>
-              <w:t>Must</w:t>
-            </w:r>
-            <w:proofErr w:type="gramEnd"/>
-            <w:r>
-              <w:rPr>
-                <w:sz w:val="20"/>
-                <w:szCs w:val="20"/>
-              </w:rPr>
-              <w:t xml:space="preserve"> be either </w:t>
+              <w:t>A toggle to feature this product in general "Featured Products" sections. Must be either </w:t>
             </w:r>
             <w:r>
               <w:rPr>
@@ -2827,7 +2733,6 @@
                 <w:szCs w:val="20"/>
               </w:rPr>
             </w:pPr>
-            <w:proofErr w:type="spellStart"/>
             <w:r>
               <w:rPr>
                 <w:b/>
@@ -2837,7 +2742,6 @@
               </w:rPr>
               <w:t>Onsale</w:t>
             </w:r>
-            <w:proofErr w:type="spellEnd"/>
           </w:p>
         </w:tc>
         <w:tc>
@@ -2912,23 +2816,7 @@
                 <w:sz w:val="20"/>
                 <w:szCs w:val="20"/>
               </w:rPr>
-              <w:t xml:space="preserve">, the Discount column should be left blank. </w:t>
-            </w:r>
-            <w:proofErr w:type="gramStart"/>
-            <w:r>
-              <w:rPr>
-                <w:sz w:val="20"/>
-                <w:szCs w:val="20"/>
-              </w:rPr>
-              <w:t>Must</w:t>
-            </w:r>
-            <w:proofErr w:type="gramEnd"/>
-            <w:r>
-              <w:rPr>
-                <w:sz w:val="20"/>
-                <w:szCs w:val="20"/>
-              </w:rPr>
-              <w:t xml:space="preserve"> be either </w:t>
+              <w:t>, the Discount column should be left blank. Must be either </w:t>
             </w:r>
             <w:r>
               <w:rPr>
@@ -3104,23 +2992,7 @@
                 <w:sz w:val="20"/>
                 <w:szCs w:val="20"/>
               </w:rPr>
-              <w:t>Required if </w:t>
-            </w:r>
-            <w:proofErr w:type="spellStart"/>
-            <w:r>
-              <w:rPr>
-                <w:sz w:val="20"/>
-                <w:szCs w:val="20"/>
-              </w:rPr>
-              <w:t>Onsale</w:t>
-            </w:r>
-            <w:proofErr w:type="spellEnd"/>
-            <w:r>
-              <w:rPr>
-                <w:sz w:val="20"/>
-                <w:szCs w:val="20"/>
-              </w:rPr>
-              <w:t> is </w:t>
+              <w:t>Required if Onsale is </w:t>
             </w:r>
             <w:r>
               <w:rPr>
@@ -3217,7 +3089,6 @@
                 <w:szCs w:val="20"/>
               </w:rPr>
             </w:pPr>
-            <w:proofErr w:type="spellStart"/>
             <w:r>
               <w:rPr>
                 <w:b/>
@@ -3227,7 +3098,6 @@
               </w:rPr>
               <w:t>vatRate</w:t>
             </w:r>
-            <w:proofErr w:type="spellEnd"/>
           </w:p>
         </w:tc>
         <w:tc>
@@ -3254,8 +3124,115 @@
                 <w:sz w:val="20"/>
                 <w:szCs w:val="20"/>
               </w:rPr>
-              <w:t>The Value Added Tax rate for the product. The default for Nigeria is </w:t>
-            </w:r>
+              <w:t xml:space="preserve">The Value Added Tax rate for the product. The default for </w:t>
+            </w:r>
+            <w:r>
+              <w:rPr>
+                <w:sz w:val="20"/>
+                <w:szCs w:val="20"/>
+              </w:rPr>
+              <w:t>UK</w:t>
+            </w:r>
+            <w:r>
+              <w:rPr>
+                <w:sz w:val="20"/>
+                <w:szCs w:val="20"/>
+              </w:rPr>
+              <w:t xml:space="preserve"> is </w:t>
+            </w:r>
+            <w:r>
+              <w:rPr>
+                <w:sz w:val="20"/>
+                <w:szCs w:val="20"/>
+              </w:rPr>
+              <w:t>20.5</w:t>
+            </w:r>
+            <w:r>
+              <w:rPr>
+                <w:sz w:val="20"/>
+                <w:szCs w:val="20"/>
+              </w:rPr>
+              <w:t>.</w:t>
+            </w:r>
+          </w:p>
+        </w:tc>
+        <w:tc>
+          <w:tcPr>
+            <w:tcW w:w="0" w:type="auto"/>
+            <w:tcMar>
+              <w:top w:w="150" w:type="dxa"/>
+              <w:left w:w="240" w:type="dxa"/>
+              <w:bottom w:w="150" w:type="dxa"/>
+              <w:right w:w="240" w:type="dxa"/>
+            </w:tcMar>
+            <w:vAlign w:val="center"/>
+            <w:hideMark/>
+          </w:tcPr>
+          <w:p>
+            <w:pPr>
+              <w:rPr>
+                <w:sz w:val="20"/>
+                <w:szCs w:val="20"/>
+              </w:rPr>
+            </w:pPr>
+            <w:r>
+              <w:rPr>
+                <w:sz w:val="20"/>
+                <w:szCs w:val="20"/>
+              </w:rPr>
+              <w:t>7.5</w:t>
+            </w:r>
+          </w:p>
+        </w:tc>
+        <w:tc>
+          <w:tcPr>
+            <w:tcW w:w="0" w:type="auto"/>
+            <w:tcMar>
+              <w:top w:w="150" w:type="dxa"/>
+              <w:left w:w="240" w:type="dxa"/>
+              <w:bottom w:w="150" w:type="dxa"/>
+              <w:right w:w="0" w:type="dxa"/>
+            </w:tcMar>
+            <w:vAlign w:val="center"/>
+            <w:hideMark/>
+          </w:tcPr>
+          <w:p>
+            <w:pPr>
+              <w:rPr>
+                <w:sz w:val="20"/>
+                <w:szCs w:val="20"/>
+              </w:rPr>
+            </w:pPr>
+            <w:r>
+              <w:rPr>
+                <w:sz w:val="20"/>
+                <w:szCs w:val="20"/>
+              </w:rPr>
+              <w:t>Yes</w:t>
+            </w:r>
+          </w:p>
+        </w:tc>
+      </w:tr>
+      <w:tr>
+        <w:tc>
+          <w:tcPr>
+            <w:tcW w:w="0" w:type="auto"/>
+            <w:tcMar>
+              <w:top w:w="150" w:type="dxa"/>
+              <w:left w:w="0" w:type="dxa"/>
+              <w:bottom w:w="150" w:type="dxa"/>
+              <w:right w:w="240" w:type="dxa"/>
+            </w:tcMar>
+            <w:vAlign w:val="center"/>
+            <w:hideMark/>
+          </w:tcPr>
+          <w:p>
+            <w:pPr>
+              <w:rPr>
+                <w:sz w:val="20"/>
+                <w:szCs w:val="20"/>
+              </w:rPr>
+            </w:pPr>
             <w:r>
               <w:rPr>
                 <w:b/>
@@ -3263,14 +3240,7 @@
                 <w:sz w:val="20"/>
                 <w:szCs w:val="20"/>
               </w:rPr>
-              <w:t>7.5</w:t>
-            </w:r>
-            <w:r>
-              <w:rPr>
-                <w:sz w:val="20"/>
-                <w:szCs w:val="20"/>
-              </w:rPr>
-              <w:t>.</w:t>
+              <w:t>weight</w:t>
             </w:r>
           </w:p>
         </w:tc>
@@ -3298,7 +3268,7 @@
                 <w:sz w:val="20"/>
                 <w:szCs w:val="20"/>
               </w:rPr>
-              <w:t>7.5</w:t>
+              <w:t>The weight of the product (numeric value).</w:t>
             </w:r>
           </w:p>
         </w:tc>
@@ -3309,6 +3279,34 @@
               <w:top w:w="150" w:type="dxa"/>
               <w:left w:w="240" w:type="dxa"/>
               <w:bottom w:w="150" w:type="dxa"/>
+              <w:right w:w="240" w:type="dxa"/>
+            </w:tcMar>
+            <w:vAlign w:val="center"/>
+            <w:hideMark/>
+          </w:tcPr>
+          <w:p>
+            <w:pPr>
+              <w:rPr>
+                <w:sz w:val="20"/>
+                <w:szCs w:val="20"/>
+              </w:rPr>
+            </w:pPr>
+            <w:r>
+              <w:rPr>
+                <w:sz w:val="20"/>
+                <w:szCs w:val="20"/>
+              </w:rPr>
+              <w:t>0.5</w:t>
+            </w:r>
+          </w:p>
+        </w:tc>
+        <w:tc>
+          <w:tcPr>
+            <w:tcW w:w="0" w:type="auto"/>
+            <w:tcMar>
+              <w:top w:w="150" w:type="dxa"/>
+              <w:left w:w="240" w:type="dxa"/>
+              <w:bottom w:w="150" w:type="dxa"/>
               <w:right w:w="0" w:type="dxa"/>
             </w:tcMar>
             <w:vAlign w:val="center"/>
@@ -3326,7 +3324,7 @@
                 <w:sz w:val="20"/>
                 <w:szCs w:val="20"/>
               </w:rPr>
-              <w:t>Yes</w:t>
+              <w:t>No</w:t>
             </w:r>
           </w:p>
         </w:tc>
@@ -3358,8 +3356,7 @@
                 <w:sz w:val="20"/>
                 <w:szCs w:val="20"/>
               </w:rPr>
-              <w:lastRenderedPageBreak/>
-              <w:t>weight</w:t>
+              <w:t>weightUnit</w:t>
             </w:r>
           </w:p>
         </w:tc>
@@ -3387,141 +3384,7 @@
                 <w:sz w:val="20"/>
                 <w:szCs w:val="20"/>
               </w:rPr>
-              <w:t>The weight of the product (numeric value).</w:t>
-            </w:r>
-          </w:p>
-        </w:tc>
-        <w:tc>
-          <w:tcPr>
-            <w:tcW w:w="0" w:type="auto"/>
-            <w:tcMar>
-              <w:top w:w="150" w:type="dxa"/>
-              <w:left w:w="240" w:type="dxa"/>
-              <w:bottom w:w="150" w:type="dxa"/>
-              <w:right w:w="240" w:type="dxa"/>
-            </w:tcMar>
-            <w:vAlign w:val="center"/>
-            <w:hideMark/>
-          </w:tcPr>
-          <w:p>
-            <w:pPr>
-              <w:rPr>
-                <w:sz w:val="20"/>
-                <w:szCs w:val="20"/>
-              </w:rPr>
-            </w:pPr>
-            <w:r>
-              <w:rPr>
-                <w:sz w:val="20"/>
-                <w:szCs w:val="20"/>
-              </w:rPr>
-              <w:t>0.5</w:t>
-            </w:r>
-          </w:p>
-        </w:tc>
-        <w:tc>
-          <w:tcPr>
-            <w:tcW w:w="0" w:type="auto"/>
-            <w:tcMar>
-              <w:top w:w="150" w:type="dxa"/>
-              <w:left w:w="240" w:type="dxa"/>
-              <w:bottom w:w="150" w:type="dxa"/>
-              <w:right w:w="0" w:type="dxa"/>
-            </w:tcMar>
-            <w:vAlign w:val="center"/>
-            <w:hideMark/>
-          </w:tcPr>
-          <w:p>
-            <w:pPr>
-              <w:rPr>
-                <w:sz w:val="20"/>
-                <w:szCs w:val="20"/>
-              </w:rPr>
-            </w:pPr>
-            <w:r>
-              <w:rPr>
-                <w:sz w:val="20"/>
-                <w:szCs w:val="20"/>
-              </w:rPr>
-              <w:t>No</w:t>
-            </w:r>
-          </w:p>
-        </w:tc>
-      </w:tr>
-      <w:tr>
-        <w:tc>
-          <w:tcPr>
-            <w:tcW w:w="0" w:type="auto"/>
-            <w:tcMar>
-              <w:top w:w="150" w:type="dxa"/>
-              <w:left w:w="0" w:type="dxa"/>
-              <w:bottom w:w="150" w:type="dxa"/>
-              <w:right w:w="240" w:type="dxa"/>
-            </w:tcMar>
-            <w:vAlign w:val="center"/>
-            <w:hideMark/>
-          </w:tcPr>
-          <w:p>
-            <w:pPr>
-              <w:rPr>
-                <w:sz w:val="20"/>
-                <w:szCs w:val="20"/>
-              </w:rPr>
-            </w:pPr>
-            <w:proofErr w:type="spellStart"/>
-            <w:r>
-              <w:rPr>
-                <w:b/>
-                <w:bCs/>
-                <w:sz w:val="20"/>
-                <w:szCs w:val="20"/>
-              </w:rPr>
-              <w:t>weightUnit</w:t>
-            </w:r>
-            <w:proofErr w:type="spellEnd"/>
-          </w:p>
-        </w:tc>
-        <w:tc>
-          <w:tcPr>
-            <w:tcW w:w="0" w:type="auto"/>
-            <w:tcMar>
-              <w:top w:w="150" w:type="dxa"/>
-              <w:left w:w="240" w:type="dxa"/>
-              <w:bottom w:w="150" w:type="dxa"/>
-              <w:right w:w="240" w:type="dxa"/>
-            </w:tcMar>
-            <w:vAlign w:val="center"/>
-            <w:hideMark/>
-          </w:tcPr>
-          <w:p>
-            <w:pPr>
-              <w:rPr>
-                <w:sz w:val="20"/>
-                <w:szCs w:val="20"/>
-              </w:rPr>
-            </w:pPr>
-            <w:r>
-              <w:rPr>
-                <w:sz w:val="20"/>
-                <w:szCs w:val="20"/>
-              </w:rPr>
-              <w:t xml:space="preserve">The unit of measurement for the weight (e.g., kg, g, </w:t>
-            </w:r>
-            <w:proofErr w:type="spellStart"/>
-            <w:r>
-              <w:rPr>
-                <w:sz w:val="20"/>
-                <w:szCs w:val="20"/>
-              </w:rPr>
-              <w:t>lb</w:t>
-            </w:r>
-            <w:proofErr w:type="spellEnd"/>
-            <w:r>
-              <w:rPr>
-                <w:sz w:val="20"/>
-                <w:szCs w:val="20"/>
-              </w:rPr>
-              <w:t>).</w:t>
+              <w:t>The unit of measurement for the weight (e.g., kg, g, lb).</w:t>
             </w:r>
           </w:p>
         </w:tc>
@@ -3653,6 +3516,7 @@
           <w:sz w:val="20"/>
           <w:szCs w:val="20"/>
         </w:rPr>
+        <w:lastRenderedPageBreak/>
         <w:t>The system will validate and process the file. It will check that all required columns are filled and that the data is in the correct format (e.g., toggles are TRUE/FALSE).</w:t>
       </w:r>
     </w:p>
@@ -3726,7 +3590,7 @@
 </file>
 
 <file path=word/numbering.xml><?xml version="1.0" encoding="utf-8"?>
-<w:numbering xmlns:wpc="http://schemas.microsoft.com/office/word/2010/wordprocessingCanvas" xmlns:cx="http://schemas.microsoft.com/office/drawing/2014/chartex" xmlns:cx1="http://schemas.microsoft.com/office/drawing/2015/9/8/chartex" xmlns:cx2="http://schemas.microsoft.com/office/drawing/2015/10/21/chartex" xmlns:cx3="http://schemas.microsoft.com/office/drawing/2016/5/9/chartex" xmlns:cx4="http://schemas.microsoft.com/office/drawing/2016/5/10/chartex" xmlns:cx5="http://schemas.microsoft.com/office/drawing/2016/5/11/chartex" xmlns:cx6="http://schemas.microsoft.com/office/drawing/2016/5/12/chartex" xmlns:cx7="http://schemas.microsoft.com/office/drawing/2016/5/13/chartex" xmlns:cx8="http://schemas.microsoft.com/office/drawing/2016/5/14/chartex" xmlns:mc="http://schemas.openxmlformats.org/markup-compatibility/2006" xmlns:aink="http://schemas.microsoft.com/office/drawing/2016/ink" xmlns:am3d="http://schemas.microsoft.com/office/drawing/2017/model3d" xmlns:o="urn:schemas-microsoft-com:office:office" xmlns:oel="http://schemas.microsoft.com/office/2019/extlst" xmlns:r="http://schemas.openxmlformats.org/officeDocument/2006/relationships" xmlns:m="http://schemas.openxmlformats.org/officeDocument/2006/math" xmlns:v="urn:schemas-microsoft-com:vml" xmlns:wp14="http://schemas.microsoft.com/office/word/2010/wordprocessingDrawing" xmlns:wp="http://schemas.openxmlformats.org/drawingml/2006/wordprocessingDrawing" xmlns:w10="urn:schemas-microsoft-com:office:word" xmlns:w="http://schemas.openxmlformats.org/wordprocessingml/2006/main" xmlns:w14="http://schemas.microsoft.com/office/word/2010/wordml" xmlns:w15="http://schemas.microsoft.com/office/word/2012/wordml" xmlns:w16cex="http://schemas.microsoft.com/office/word/2018/wordml/cex" xmlns:w16cid="http://schemas.microsoft.com/office/word/2016/wordml/cid" xmlns:w16="http://schemas.microsoft.com/office/word/2018/wordml" xmlns:w16du="http://schemas.microsoft.com/office/word/2023/wordml/word16du" xmlns:w16sdtdh="http://schemas.microsoft.com/office/word/2020/wordml/sdtdatahash" xmlns:w16sdtfl="http://schemas.microsoft.com/office/word/2024/wordml/sdtformatlock" xmlns:w16se="http://schemas.microsoft.com/office/word/2015/wordml/symex" xmlns:wpg="http://schemas.microsoft.com/office/word/2010/wordprocessingGroup" xmlns:wpi="http://schemas.microsoft.com/office/word/2010/wordprocessingInk" xmlns:wne="http://schemas.microsoft.com/office/word/2006/wordml" xmlns:wps="http://schemas.microsoft.com/office/word/2010/wordprocessingShape" mc:Ignorable="w14 w15 w16se w16cid w16 w16cex w16sdtdh w16sdtfl w16du wp14">
+<w:numbering xmlns:wpc="http://schemas.microsoft.com/office/word/2010/wordprocessingCanvas" xmlns:cx="http://schemas.microsoft.com/office/drawing/2014/chartex" xmlns:cx1="http://schemas.microsoft.com/office/drawing/2015/9/8/chartex" xmlns:cx2="http://schemas.microsoft.com/office/drawing/2015/10/21/chartex" xmlns:cx3="http://schemas.microsoft.com/office/drawing/2016/5/9/chartex" xmlns:cx4="http://schemas.microsoft.com/office/drawing/2016/5/10/chartex" xmlns:cx5="http://schemas.microsoft.com/office/drawing/2016/5/11/chartex" xmlns:cx6="http://schemas.microsoft.com/office/drawing/2016/5/12/chartex" xmlns:cx7="http://schemas.microsoft.com/office/drawing/2016/5/13/chartex" xmlns:cx8="http://schemas.microsoft.com/office/drawing/2016/5/14/chartex" xmlns:mc="http://schemas.openxmlformats.org/markup-compatibility/2006" xmlns:aink="http://schemas.microsoft.com/office/drawing/2016/ink" xmlns:am3d="http://schemas.microsoft.com/office/drawing/2017/model3d" xmlns:o="urn:schemas-microsoft-com:office:office" xmlns:r="http://schemas.openxmlformats.org/officeDocument/2006/relationships" xmlns:m="http://schemas.openxmlformats.org/officeDocument/2006/math" xmlns:v="urn:schemas-microsoft-com:vml" xmlns:wp14="http://schemas.microsoft.com/office/word/2010/wordprocessingDrawing" xmlns:wp="http://schemas.openxmlformats.org/drawingml/2006/wordprocessingDrawing" xmlns:w10="urn:schemas-microsoft-com:office:word" xmlns:w="http://schemas.openxmlformats.org/wordprocessingml/2006/main" xmlns:w14="http://schemas.microsoft.com/office/word/2010/wordml" xmlns:w15="http://schemas.microsoft.com/office/word/2012/wordml" xmlns:w16cex="http://schemas.microsoft.com/office/word/2018/wordml/cex" xmlns:w16cid="http://schemas.microsoft.com/office/word/2016/wordml/cid" xmlns:w16="http://schemas.microsoft.com/office/word/2018/wordml" xmlns:w16sdtdh="http://schemas.microsoft.com/office/word/2020/wordml/sdtdatahash" xmlns:w16se="http://schemas.microsoft.com/office/word/2015/wordml/symex" xmlns:wpg="http://schemas.microsoft.com/office/word/2010/wordprocessingGroup" xmlns:wpi="http://schemas.microsoft.com/office/word/2010/wordprocessingInk" xmlns:wne="http://schemas.microsoft.com/office/word/2006/wordml" xmlns:wps="http://schemas.microsoft.com/office/word/2010/wordprocessingShape" mc:Ignorable="w14 w15 w16se w16cid w16 w16cex w16sdtdh wp14">
   <w:abstractNum w:abstractNumId="0" w15:restartNumberingAfterBreak="0">
     <w:nsid w:val="029A73B1"/>
     <w:multiLevelType w:val="multilevel"/>
@@ -6126,68 +5990,68 @@
       </w:pPr>
     </w:lvl>
   </w:abstractNum>
-  <w:num w:numId="1" w16cid:durableId="1346833245">
+  <w:num w:numId="1">
     <w:abstractNumId w:val="2"/>
   </w:num>
-  <w:num w:numId="2" w16cid:durableId="1446340683">
+  <w:num w:numId="2">
     <w:abstractNumId w:val="7"/>
   </w:num>
-  <w:num w:numId="3" w16cid:durableId="1851217643">
+  <w:num w:numId="3">
     <w:abstractNumId w:val="11"/>
   </w:num>
-  <w:num w:numId="4" w16cid:durableId="1033770983">
+  <w:num w:numId="4">
     <w:abstractNumId w:val="8"/>
   </w:num>
-  <w:num w:numId="5" w16cid:durableId="1128628201">
+  <w:num w:numId="5">
     <w:abstractNumId w:val="5"/>
   </w:num>
-  <w:num w:numId="6" w16cid:durableId="151871507">
+  <w:num w:numId="6">
     <w:abstractNumId w:val="3"/>
   </w:num>
-  <w:num w:numId="7" w16cid:durableId="141193943">
+  <w:num w:numId="7">
     <w:abstractNumId w:val="17"/>
   </w:num>
-  <w:num w:numId="8" w16cid:durableId="1949849289">
+  <w:num w:numId="8">
     <w:abstractNumId w:val="14"/>
   </w:num>
-  <w:num w:numId="9" w16cid:durableId="1880121267">
+  <w:num w:numId="9">
     <w:abstractNumId w:val="9"/>
   </w:num>
-  <w:num w:numId="10" w16cid:durableId="1236932346">
+  <w:num w:numId="10">
     <w:abstractNumId w:val="4"/>
   </w:num>
-  <w:num w:numId="11" w16cid:durableId="1992440275">
+  <w:num w:numId="11">
     <w:abstractNumId w:val="6"/>
   </w:num>
-  <w:num w:numId="12" w16cid:durableId="1710301812">
+  <w:num w:numId="12">
     <w:abstractNumId w:val="18"/>
   </w:num>
-  <w:num w:numId="13" w16cid:durableId="936904656">
+  <w:num w:numId="13">
     <w:abstractNumId w:val="16"/>
   </w:num>
-  <w:num w:numId="14" w16cid:durableId="385374899">
+  <w:num w:numId="14">
     <w:abstractNumId w:val="12"/>
   </w:num>
-  <w:num w:numId="15" w16cid:durableId="23337162">
+  <w:num w:numId="15">
     <w:abstractNumId w:val="1"/>
   </w:num>
-  <w:num w:numId="16" w16cid:durableId="455686020">
+  <w:num w:numId="16">
     <w:abstractNumId w:val="10"/>
   </w:num>
-  <w:num w:numId="17" w16cid:durableId="1838887744">
+  <w:num w:numId="17">
     <w:abstractNumId w:val="0"/>
   </w:num>
-  <w:num w:numId="18" w16cid:durableId="433281408">
+  <w:num w:numId="18">
     <w:abstractNumId w:val="15"/>
   </w:num>
-  <w:num w:numId="19" w16cid:durableId="1313216039">
+  <w:num w:numId="19">
     <w:abstractNumId w:val="13"/>
   </w:num>
 </w:numbering>
 </file>
 
 <file path=word/styles.xml><?xml version="1.0" encoding="utf-8"?>
-<w:styles xmlns:mc="http://schemas.openxmlformats.org/markup-compatibility/2006" xmlns:r="http://schemas.openxmlformats.org/officeDocument/2006/relationships" xmlns:w="http://schemas.openxmlformats.org/wordprocessingml/2006/main" xmlns:w14="http://schemas.microsoft.com/office/word/2010/wordml" xmlns:w15="http://schemas.microsoft.com/office/word/2012/wordml" xmlns:w16cex="http://schemas.microsoft.com/office/word/2018/wordml/cex" xmlns:w16cid="http://schemas.microsoft.com/office/word/2016/wordml/cid" xmlns:w16="http://schemas.microsoft.com/office/word/2018/wordml" xmlns:w16du="http://schemas.microsoft.com/office/word/2023/wordml/word16du" xmlns:w16sdtdh="http://schemas.microsoft.com/office/word/2020/wordml/sdtdatahash" xmlns:w16sdtfl="http://schemas.microsoft.com/office/word/2024/wordml/sdtformatlock" xmlns:w16se="http://schemas.microsoft.com/office/word/2015/wordml/symex" mc:Ignorable="w14 w15 w16se w16cid w16 w16cex w16sdtdh w16sdtfl w16du">
+<w:styles xmlns:mc="http://schemas.openxmlformats.org/markup-compatibility/2006" xmlns:r="http://schemas.openxmlformats.org/officeDocument/2006/relationships" xmlns:w="http://schemas.openxmlformats.org/wordprocessingml/2006/main" xmlns:w14="http://schemas.microsoft.com/office/word/2010/wordml" xmlns:w15="http://schemas.microsoft.com/office/word/2012/wordml" xmlns:w16cex="http://schemas.microsoft.com/office/word/2018/wordml/cex" xmlns:w16cid="http://schemas.microsoft.com/office/word/2016/wordml/cid" xmlns:w16="http://schemas.microsoft.com/office/word/2018/wordml" xmlns:w16sdtdh="http://schemas.microsoft.com/office/word/2020/wordml/sdtdatahash" xmlns:w16se="http://schemas.microsoft.com/office/word/2015/wordml/symex" mc:Ignorable="w14 w15 w16se w16cid w16 w16cex w16sdtdh">
   <w:docDefaults>
     <w:rPrDefault>
       <w:rPr>

--- a/public/templates/bulk-upload-instructions-manual.docx
+++ b/public/templates/bulk-upload-instructions-manual.docx
@@ -3568,7 +3568,7 @@
           <w:sz w:val="20"/>
           <w:szCs w:val="20"/>
         </w:rPr>
-        <w:t>For further assistance, please contact the Fortitude Direct support team.</w:t>
+        <w:t>For further assistance, please contact the support team.</w:t>
       </w:r>
     </w:p>
     <w:p>
